--- a/t21_s5.docx
+++ b/t21_s5.docx
@@ -3,2168 +3,998 @@
 <w:document xmlns:wpc="http://schemas.microsoft.com/office/word/2010/wordprocessingCanvas" xmlns:mo="http://schemas.microsoft.com/office/mac/office/2008/main" xmlns:mc="http://schemas.openxmlformats.org/markup-compatibility/2006" xmlns:mv="urn:schemas-microsoft-com:mac:vml" xmlns:o="urn:schemas-microsoft-com:office:office" xmlns:r="http://schemas.openxmlformats.org/officeDocument/2006/relationships" xmlns:m="http://schemas.openxmlformats.org/officeDocument/2006/math" xmlns:v="urn:schemas-microsoft-com:vml" xmlns:wp14="http://schemas.microsoft.com/office/word/2010/wordprocessingDrawing" xmlns:wp="http://schemas.openxmlformats.org/drawingml/2006/wordprocessingDrawing" xmlns:w10="urn:schemas-microsoft-com:office:word" xmlns:w="http://schemas.openxmlformats.org/wordprocessingml/2006/main" xmlns:w14="http://schemas.microsoft.com/office/word/2010/wordml" xmlns:wpg="http://schemas.microsoft.com/office/word/2010/wordprocessingGroup" xmlns:wpi="http://schemas.microsoft.com/office/word/2010/wordprocessingInk" xmlns:wne="http://schemas.microsoft.com/office/word/2006/wordml" xmlns:wps="http://schemas.microsoft.com/office/word/2010/wordprocessingShape" mc:Ignorable="w14 wp14">
   <w:body>
     <w:p>
-      <w:pPr>
-        <w:spacing w:after="20" w:before="120"/>
-      </w:pPr>
       <w:r>
-        <w:rPr>
-          <w:b/>
-          <w:sz w:val="22"/>
-        </w:rPr>
-        <w:t>Question: The 'Eiffel Tower' is located in which city?</w:t>
+        <w:t xml:space="preserve">Question: If a sum of ₹2,500 amounts to ₹3,000 at simple interest in 2 years, the rate of interest is:</w:t>
       </w:r>
     </w:p>
     <w:p>
-      <w:pPr>
-        <w:spacing w:after="0" w:before="0"/>
-      </w:pPr>
       <w:r>
-        <w:rPr>
-          <w:b w:val="0"/>
-          <w:sz w:val="22"/>
-        </w:rPr>
-        <w:t>(a) London</w:t>
+        <w:t xml:space="preserve">(a) 8%</w:t>
       </w:r>
     </w:p>
     <w:p>
-      <w:pPr>
-        <w:spacing w:after="0" w:before="0"/>
-      </w:pPr>
       <w:r>
-        <w:rPr>
-          <w:b w:val="0"/>
-          <w:sz w:val="22"/>
-        </w:rPr>
-        <w:t>(b) Rome</w:t>
+        <w:t xml:space="preserve">(b) 10%</w:t>
       </w:r>
     </w:p>
     <w:p>
-      <w:pPr>
-        <w:spacing w:after="0" w:before="0"/>
-      </w:pPr>
       <w:r>
-        <w:rPr>
-          <w:b w:val="0"/>
-          <w:sz w:val="22"/>
-        </w:rPr>
-        <w:t>(c) Berlin</w:t>
+        <w:t xml:space="preserve">(c) 12%</w:t>
       </w:r>
     </w:p>
     <w:p>
-      <w:pPr>
-        <w:spacing w:after="0" w:before="0"/>
-      </w:pPr>
       <w:r>
-        <w:rPr>
-          <w:b w:val="0"/>
-          <w:sz w:val="22"/>
-        </w:rPr>
-        <w:t>(d) Paris</w:t>
+        <w:t xml:space="preserve">(d) 15%</w:t>
       </w:r>
     </w:p>
     <w:p>
-      <w:pPr>
-        <w:spacing w:after="0" w:before="40"/>
-      </w:pPr>
       <w:r>
-        <w:rPr>
-          <w:b/>
-          <w:sz w:val="22"/>
-        </w:rPr>
-        <w:t>Answer: d</w:t>
+        <w:t xml:space="preserve">Answer: b</w:t>
       </w:r>
     </w:p>
     <w:p>
-      <w:pPr>
-        <w:spacing w:after="0" w:before="0"/>
-      </w:pPr>
       <w:r>
-        <w:rPr>
-          <w:b w:val="0"/>
-          <w:sz w:val="21"/>
-        </w:rPr>
-        <w:t>Solution: The Eiffel Tower, built by Gustave Eiffel in 1889, stands in Paris, France.</w:t>
+        <w:t xml:space="preserve">Solution: Interest = 3,000 − 2,500 = ₹500. Rate = (500 × 100) ÷ (2,500 × 2) = 50,000 ÷ 5,000 = 10%.</w:t>
       </w:r>
     </w:p>
     <w:p>
-      <w:pPr>
-        <w:spacing w:after="0" w:before="0"/>
-      </w:pPr>
       <w:r>
-        <w:rPr>
-          <w:b w:val="0"/>
-          <w:sz w:val="20"/>
-        </w:rPr>
-        <w:t>Positive Marks: 1</w:t>
+        <w:t xml:space="preserve">Positive Marks: 1</w:t>
       </w:r>
     </w:p>
     <w:p>
-      <w:pPr>
-        <w:spacing w:after="160" w:before="0"/>
-      </w:pPr>
       <w:r>
-        <w:rPr>
-          <w:b w:val="0"/>
-          <w:sz w:val="20"/>
-        </w:rPr>
-        <w:t>Negative Marks: 0.25</w:t>
+        <w:t xml:space="preserve">Negative Marks: 0.25</w:t>
       </w:r>
     </w:p>
     <w:p>
-      <w:pPr>
-        <w:spacing w:after="20" w:before="120"/>
-      </w:pPr>
       <w:r>
-        <w:rPr>
-          <w:b/>
-          <w:sz w:val="22"/>
-        </w:rPr>
-        <w:t>Question: The average of 5 consecutive even numbers is 12. What is the largest of these numbers?</w:t>
+        <w:t xml:space="preserve"/>
       </w:r>
     </w:p>
     <w:p>
-      <w:pPr>
-        <w:spacing w:after="0" w:before="0"/>
-      </w:pPr>
       <w:r>
-        <w:rPr>
-          <w:b w:val="0"/>
-          <w:sz w:val="22"/>
-        </w:rPr>
-        <w:t>(a) 20</w:t>
+        <w:t xml:space="preserve">Question: Which of the following is an output device?</w:t>
       </w:r>
     </w:p>
     <w:p>
-      <w:pPr>
-        <w:spacing w:after="0" w:before="0"/>
-      </w:pPr>
       <w:r>
-        <w:rPr>
-          <w:b w:val="0"/>
-          <w:sz w:val="22"/>
-        </w:rPr>
-        <w:t>(b) 16</w:t>
+        <w:t xml:space="preserve">(a) Plotter</w:t>
       </w:r>
     </w:p>
     <w:p>
-      <w:pPr>
-        <w:spacing w:after="0" w:before="0"/>
-      </w:pPr>
       <w:r>
-        <w:rPr>
-          <w:b w:val="0"/>
-          <w:sz w:val="22"/>
-        </w:rPr>
-        <w:t>(c) 18</w:t>
+        <w:t xml:space="preserve">(b) Keyboard</w:t>
       </w:r>
     </w:p>
     <w:p>
-      <w:pPr>
-        <w:spacing w:after="0" w:before="0"/>
-      </w:pPr>
       <w:r>
-        <w:rPr>
-          <w:b w:val="0"/>
-          <w:sz w:val="22"/>
-        </w:rPr>
-        <w:t>(d) 14</w:t>
+        <w:t xml:space="preserve">(c) Mouse</w:t>
       </w:r>
     </w:p>
     <w:p>
-      <w:pPr>
-        <w:spacing w:after="0" w:before="40"/>
-      </w:pPr>
       <w:r>
-        <w:rPr>
-          <w:b/>
-          <w:sz w:val="22"/>
-        </w:rPr>
-        <w:t>Answer: b</w:t>
+        <w:t xml:space="preserve">(d) Scanner</w:t>
       </w:r>
     </w:p>
     <w:p>
-      <w:pPr>
-        <w:spacing w:after="0" w:before="0"/>
-      </w:pPr>
       <w:r>
-        <w:rPr>
-          <w:b w:val="0"/>
-          <w:sz w:val="21"/>
-        </w:rPr>
-        <w:t>Solution: The numbers are 8, 10, 12, 14, 16 (average 12); the largest is 16.</w:t>
+        <w:t xml:space="preserve">Answer: a</w:t>
       </w:r>
     </w:p>
     <w:p>
-      <w:pPr>
-        <w:spacing w:after="0" w:before="0"/>
-      </w:pPr>
       <w:r>
-        <w:rPr>
-          <w:b w:val="0"/>
-          <w:sz w:val="20"/>
-        </w:rPr>
-        <w:t>Positive Marks: 1</w:t>
+        <w:t xml:space="preserve">Solution: A plotter prints large graphics/drawings — an output device. Keyboard, mouse, and scanner are input devices.</w:t>
       </w:r>
     </w:p>
     <w:p>
-      <w:pPr>
-        <w:spacing w:after="160" w:before="0"/>
-      </w:pPr>
       <w:r>
-        <w:rPr>
-          <w:b w:val="0"/>
-          <w:sz w:val="20"/>
-        </w:rPr>
-        <w:t>Negative Marks: 0.25</w:t>
+        <w:t xml:space="preserve">Positive Marks: 1</w:t>
       </w:r>
     </w:p>
     <w:p>
-      <w:pPr>
-        <w:spacing w:after="20" w:before="120"/>
-      </w:pPr>
       <w:r>
-        <w:rPr>
-          <w:b/>
-          <w:sz w:val="22"/>
-        </w:rPr>
-        <w:t>Question: Agra : Taj Mahal :: Delhi : ?</w:t>
+        <w:t xml:space="preserve">Negative Marks: 0.25</w:t>
       </w:r>
     </w:p>
     <w:p>
-      <w:pPr>
-        <w:spacing w:after="0" w:before="0"/>
-      </w:pPr>
       <w:r>
-        <w:rPr>
-          <w:b w:val="0"/>
-          <w:sz w:val="22"/>
-        </w:rPr>
-        <w:t>(a) India Gate</w:t>
+        <w:t xml:space="preserve"/>
       </w:r>
     </w:p>
     <w:p>
-      <w:pPr>
-        <w:spacing w:after="0" w:before="0"/>
-      </w:pPr>
       <w:r>
-        <w:rPr>
-          <w:b w:val="0"/>
-          <w:sz w:val="22"/>
-        </w:rPr>
-        <w:t>(b) Charminar</w:t>
+        <w:t xml:space="preserve">Question: The "Hindustan Times" and "Times of India" are examples of:</w:t>
       </w:r>
     </w:p>
     <w:p>
-      <w:pPr>
-        <w:spacing w:after="0" w:before="0"/>
-      </w:pPr>
       <w:r>
-        <w:rPr>
-          <w:b w:val="0"/>
-          <w:sz w:val="22"/>
-        </w:rPr>
-        <w:t>(c) Gateway of India</w:t>
+        <w:t xml:space="preserve">(a) Newspapers</w:t>
       </w:r>
     </w:p>
     <w:p>
-      <w:pPr>
-        <w:spacing w:after="0" w:before="0"/>
-      </w:pPr>
       <w:r>
-        <w:rPr>
-          <w:b w:val="0"/>
-          <w:sz w:val="22"/>
-        </w:rPr>
-        <w:t>(d) Red Fort</w:t>
+        <w:t xml:space="preserve">(b) TV channels only</w:t>
       </w:r>
     </w:p>
     <w:p>
-      <w:pPr>
-        <w:spacing w:after="0" w:before="40"/>
-      </w:pPr>
       <w:r>
-        <w:rPr>
-          <w:b/>
-          <w:sz w:val="22"/>
-        </w:rPr>
-        <w:t>Answer: d</w:t>
+        <w:t xml:space="preserve">(c) Radio stations</w:t>
       </w:r>
     </w:p>
     <w:p>
-      <w:pPr>
-        <w:spacing w:after="0" w:before="0"/>
-      </w:pPr>
       <w:r>
-        <w:rPr>
-          <w:b w:val="0"/>
-          <w:sz w:val="21"/>
-        </w:rPr>
-        <w:t>Solution: The Taj Mahal is in Agra; the Red Fort is in Delhi.</w:t>
+        <w:t xml:space="preserve">(d) Banks</w:t>
       </w:r>
     </w:p>
     <w:p>
-      <w:pPr>
-        <w:spacing w:after="0" w:before="0"/>
-      </w:pPr>
       <w:r>
-        <w:rPr>
-          <w:b w:val="0"/>
-          <w:sz w:val="20"/>
-        </w:rPr>
-        <w:t>Positive Marks: 1</w:t>
+        <w:t xml:space="preserve">Answer: a</w:t>
       </w:r>
     </w:p>
     <w:p>
-      <w:pPr>
-        <w:spacing w:after="160" w:before="0"/>
-      </w:pPr>
       <w:r>
-        <w:rPr>
-          <w:b w:val="0"/>
-          <w:sz w:val="20"/>
-        </w:rPr>
-        <w:t>Negative Marks: 0.25</w:t>
+        <w:t xml:space="preserve">Solution: The Times of India and Hindustan Times are major English-language newspapers in India — print media.</w:t>
       </w:r>
     </w:p>
     <w:p>
-      <w:pPr>
-        <w:spacing w:after="20" w:before="120"/>
-      </w:pPr>
       <w:r>
-        <w:rPr>
-          <w:b/>
-          <w:sz w:val="22"/>
-        </w:rPr>
-        <w:t>Question: If 'CAT' is coded as '3120', how is 'DOG' coded?</w:t>
+        <w:t xml:space="preserve">Positive Marks: 1</w:t>
       </w:r>
     </w:p>
     <w:p>
-      <w:pPr>
-        <w:spacing w:after="0" w:before="0"/>
-      </w:pPr>
       <w:r>
-        <w:rPr>
-          <w:b w:val="0"/>
-          <w:sz w:val="22"/>
-        </w:rPr>
-        <w:t>(a) 4158</w:t>
+        <w:t xml:space="preserve">Negative Marks: 0.25</w:t>
       </w:r>
     </w:p>
     <w:p>
-      <w:pPr>
-        <w:spacing w:after="0" w:before="0"/>
-      </w:pPr>
       <w:r>
-        <w:rPr>
-          <w:b w:val="0"/>
-          <w:sz w:val="22"/>
-        </w:rPr>
-        <w:t>(b) 4167</w:t>
+        <w:t xml:space="preserve"/>
       </w:r>
     </w:p>
     <w:p>
-      <w:pPr>
-        <w:spacing w:after="0" w:before="0"/>
-      </w:pPr>
       <w:r>
-        <w:rPr>
-          <w:b w:val="0"/>
-          <w:sz w:val="22"/>
-        </w:rPr>
-        <w:t>(c) 3157</w:t>
+        <w:t xml:space="preserve">Question: A man travels 30 km at 60 km/h and the next 30 km at 30 km/h. The average speed is:</w:t>
       </w:r>
     </w:p>
     <w:p>
-      <w:pPr>
-        <w:spacing w:after="0" w:before="0"/>
-      </w:pPr>
       <w:r>
-        <w:rPr>
-          <w:b w:val="0"/>
-          <w:sz w:val="22"/>
-        </w:rPr>
-        <w:t>(d) 4157</w:t>
+        <w:t xml:space="preserve">(a) 40 km/h</w:t>
       </w:r>
     </w:p>
     <w:p>
-      <w:pPr>
-        <w:spacing w:after="0" w:before="40"/>
-      </w:pPr>
       <w:r>
-        <w:rPr>
-          <w:b/>
-          <w:sz w:val="22"/>
-        </w:rPr>
-        <w:t>Answer: d</w:t>
+        <w:t xml:space="preserve">(b) 45 km/h</w:t>
       </w:r>
     </w:p>
     <w:p>
-      <w:pPr>
-        <w:spacing w:after="0" w:before="0"/>
-      </w:pPr>
       <w:r>
-        <w:rPr>
-          <w:b w:val="0"/>
-          <w:sz w:val="21"/>
-        </w:rPr>
-        <w:t>Solution: Letters are replaced by their positions: D=4, O=15, G=7 → 4157.</w:t>
+        <w:t xml:space="preserve">(c) 50 km/h</w:t>
       </w:r>
     </w:p>
     <w:p>
-      <w:pPr>
-        <w:spacing w:after="0" w:before="0"/>
-      </w:pPr>
       <w:r>
-        <w:rPr>
-          <w:b w:val="0"/>
-          <w:sz w:val="20"/>
-        </w:rPr>
-        <w:t>Positive Marks: 1</w:t>
+        <w:t xml:space="preserve">(d) 55 km/h</w:t>
       </w:r>
     </w:p>
     <w:p>
-      <w:pPr>
-        <w:spacing w:after="160" w:before="0"/>
-      </w:pPr>
       <w:r>
-        <w:rPr>
-          <w:b w:val="0"/>
-          <w:sz w:val="20"/>
-        </w:rPr>
-        <w:t>Negative Marks: 0.25</w:t>
+        <w:t xml:space="preserve">Answer: a</w:t>
       </w:r>
     </w:p>
     <w:p>
-      <w:pPr>
-        <w:spacing w:after="20" w:before="120"/>
-      </w:pPr>
       <w:r>
-        <w:rPr>
-          <w:b/>
-          <w:sz w:val="22"/>
-        </w:rPr>
-        <w:t>Question: The Preamble of the Indian Constitution declares India to be a:</w:t>
+        <w:t xml:space="preserve">Solution: Time out = 30/60 = 0.5 h; return = 30/30 = 1 h. Total distance 60 km, total time 1.5 h. Average = 60/1.5 = 40 km/h.</w:t>
       </w:r>
     </w:p>
     <w:p>
-      <w:pPr>
-        <w:spacing w:after="0" w:before="0"/>
-      </w:pPr>
       <w:r>
-        <w:rPr>
-          <w:b w:val="0"/>
-          <w:sz w:val="22"/>
-        </w:rPr>
-        <w:t>(a) Sovereign, Socialist, Secular, Democratic Republic</w:t>
+        <w:t xml:space="preserve">Positive Marks: 1</w:t>
       </w:r>
     </w:p>
     <w:p>
-      <w:pPr>
-        <w:spacing w:after="0" w:before="0"/>
-      </w:pPr>
       <w:r>
-        <w:rPr>
-          <w:b w:val="0"/>
-          <w:sz w:val="22"/>
-        </w:rPr>
-        <w:t>(b) Federal, Socialist, Secular Republic</w:t>
+        <w:t xml:space="preserve">Negative Marks: 0.25</w:t>
       </w:r>
     </w:p>
     <w:p>
-      <w:pPr>
-        <w:spacing w:after="0" w:before="0"/>
-      </w:pPr>
       <w:r>
-        <w:rPr>
-          <w:b w:val="0"/>
-          <w:sz w:val="22"/>
-        </w:rPr>
-        <w:t>(c) Sovereign, Democratic, Welfare State</w:t>
+        <w:t xml:space="preserve"/>
       </w:r>
     </w:p>
     <w:p>
-      <w:pPr>
-        <w:spacing w:after="0" w:before="0"/>
-      </w:pPr>
       <w:r>
-        <w:rPr>
-          <w:b w:val="0"/>
-          <w:sz w:val="22"/>
-        </w:rPr>
-        <w:t>(d) Union of Socialist States</w:t>
+        <w:t xml:space="preserve">Question: The part of the computer that displays the output is the:</w:t>
       </w:r>
     </w:p>
     <w:p>
-      <w:pPr>
-        <w:spacing w:after="0" w:before="40"/>
-      </w:pPr>
       <w:r>
-        <w:rPr>
-          <w:b/>
-          <w:sz w:val="22"/>
-        </w:rPr>
-        <w:t>Answer: a</w:t>
+        <w:t xml:space="preserve">(a) Monitor</w:t>
       </w:r>
     </w:p>
     <w:p>
-      <w:pPr>
-        <w:spacing w:after="0" w:before="0"/>
-      </w:pPr>
       <w:r>
-        <w:rPr>
-          <w:b w:val="0"/>
-          <w:sz w:val="21"/>
-        </w:rPr>
-        <w:t>Solution: The 42nd Amendment (1976) added the words Socialist, Secular and Integrity to the Preamble.</w:t>
+        <w:t xml:space="preserve">(b) CPU</w:t>
       </w:r>
     </w:p>
     <w:p>
-      <w:pPr>
-        <w:spacing w:after="0" w:before="0"/>
-      </w:pPr>
       <w:r>
-        <w:rPr>
-          <w:b w:val="0"/>
-          <w:sz w:val="20"/>
-        </w:rPr>
-        <w:t>Positive Marks: 1</w:t>
+        <w:t xml:space="preserve">(c) Hard disk</w:t>
       </w:r>
     </w:p>
     <w:p>
-      <w:pPr>
-        <w:spacing w:after="160" w:before="0"/>
-      </w:pPr>
       <w:r>
-        <w:rPr>
-          <w:b w:val="0"/>
-          <w:sz w:val="20"/>
-        </w:rPr>
-        <w:t>Negative Marks: 0.25</w:t>
+        <w:t xml:space="preserve">(d) RAM</w:t>
       </w:r>
     </w:p>
     <w:p>
-      <w:pPr>
-        <w:spacing w:after="20" w:before="120"/>
-      </w:pPr>
       <w:r>
-        <w:rPr>
-          <w:b/>
-          <w:sz w:val="22"/>
-        </w:rPr>
-        <w:t>Question: The solar system's largest planet is:</w:t>
+        <w:t xml:space="preserve">Answer: a</w:t>
       </w:r>
     </w:p>
     <w:p>
-      <w:pPr>
-        <w:spacing w:after="0" w:before="0"/>
-      </w:pPr>
       <w:r>
-        <w:rPr>
-          <w:b w:val="0"/>
-          <w:sz w:val="22"/>
-        </w:rPr>
-        <w:t>(a) Saturn</w:t>
+        <w:t xml:space="preserve">Solution: The monitor displays output visually. CPU processes, hard disk stores, and RAM holds temporary data.</w:t>
       </w:r>
     </w:p>
     <w:p>
-      <w:pPr>
-        <w:spacing w:after="0" w:before="0"/>
-      </w:pPr>
       <w:r>
-        <w:rPr>
-          <w:b w:val="0"/>
-          <w:sz w:val="22"/>
-        </w:rPr>
-        <w:t>(b) Neptune</w:t>
+        <w:t xml:space="preserve">Positive Marks: 1</w:t>
       </w:r>
     </w:p>
     <w:p>
-      <w:pPr>
-        <w:spacing w:after="0" w:before="0"/>
-      </w:pPr>
       <w:r>
-        <w:rPr>
-          <w:b w:val="0"/>
-          <w:sz w:val="22"/>
-        </w:rPr>
-        <w:t>(c) Jupiter</w:t>
+        <w:t xml:space="preserve">Negative Marks: 0.25</w:t>
       </w:r>
     </w:p>
     <w:p>
-      <w:pPr>
-        <w:spacing w:after="0" w:before="0"/>
-      </w:pPr>
       <w:r>
-        <w:rPr>
-          <w:b w:val="0"/>
-          <w:sz w:val="22"/>
-        </w:rPr>
-        <w:t>(d) Uranus</w:t>
+        <w:t xml:space="preserve"/>
       </w:r>
     </w:p>
     <w:p>
-      <w:pPr>
-        <w:spacing w:after="0" w:before="40"/>
-      </w:pPr>
       <w:r>
-        <w:rPr>
-          <w:b/>
-          <w:sz w:val="22"/>
-        </w:rPr>
-        <w:t>Answer: c</w:t>
+        <w:t xml:space="preserve">Question: The "Nehru Trophy Boat Race" is held in which state?</w:t>
       </w:r>
     </w:p>
     <w:p>
-      <w:pPr>
-        <w:spacing w:after="0" w:before="0"/>
-      </w:pPr>
       <w:r>
-        <w:rPr>
-          <w:b w:val="0"/>
-          <w:sz w:val="21"/>
-        </w:rPr>
-        <w:t>Solution: Jupiter is the largest planet in the solar system; Mercury is the smallest.</w:t>
+        <w:t xml:space="preserve">(a) Kerala</w:t>
       </w:r>
     </w:p>
     <w:p>
-      <w:pPr>
-        <w:spacing w:after="0" w:before="0"/>
-      </w:pPr>
       <w:r>
-        <w:rPr>
-          <w:b w:val="0"/>
-          <w:sz w:val="20"/>
-        </w:rPr>
-        <w:t>Positive Marks: 1</w:t>
+        <w:t xml:space="preserve">(b) Tamil Nadu</w:t>
       </w:r>
     </w:p>
     <w:p>
-      <w:pPr>
-        <w:spacing w:after="160" w:before="0"/>
-      </w:pPr>
       <w:r>
-        <w:rPr>
-          <w:b w:val="0"/>
-          <w:sz w:val="20"/>
-        </w:rPr>
-        <w:t>Negative Marks: 0.25</w:t>
+        <w:t xml:space="preserve">(c) West Bengal</w:t>
       </w:r>
     </w:p>
     <w:p>
-      <w:pPr>
-        <w:spacing w:after="20" w:before="120"/>
-      </w:pPr>
       <w:r>
-        <w:rPr>
-          <w:b/>
-          <w:sz w:val="22"/>
-        </w:rPr>
-        <w:t>Question: Find the odd one out: Apple, Mango, Potato, Orange</w:t>
+        <w:t xml:space="preserve">(d) Assam</w:t>
       </w:r>
     </w:p>
     <w:p>
-      <w:pPr>
-        <w:spacing w:after="0" w:before="0"/>
-      </w:pPr>
       <w:r>
-        <w:rPr>
-          <w:b w:val="0"/>
-          <w:sz w:val="22"/>
-        </w:rPr>
-        <w:t>(a) Potato</w:t>
+        <w:t xml:space="preserve">Answer: a</w:t>
       </w:r>
     </w:p>
     <w:p>
-      <w:pPr>
-        <w:spacing w:after="0" w:before="0"/>
-      </w:pPr>
       <w:r>
-        <w:rPr>
-          <w:b w:val="0"/>
-          <w:sz w:val="22"/>
-        </w:rPr>
-        <w:t>(b) Mango</w:t>
+        <w:t xml:space="preserve">Solution: The Nehru Trophy Boat Race is a prestigious snake-boat race held on the Punnamada Lake in Alappuzha, Kerala — a major tourist event.</w:t>
       </w:r>
     </w:p>
     <w:p>
-      <w:pPr>
-        <w:spacing w:after="0" w:before="0"/>
-      </w:pPr>
       <w:r>
-        <w:rPr>
-          <w:b w:val="0"/>
-          <w:sz w:val="22"/>
-        </w:rPr>
-        <w:t>(c) Apple</w:t>
+        <w:t xml:space="preserve">Positive Marks: 1</w:t>
       </w:r>
     </w:p>
     <w:p>
-      <w:pPr>
-        <w:spacing w:after="0" w:before="0"/>
-      </w:pPr>
       <w:r>
-        <w:rPr>
-          <w:b w:val="0"/>
-          <w:sz w:val="22"/>
-        </w:rPr>
-        <w:t>(d) Orange</w:t>
+        <w:t xml:space="preserve">Negative Marks: 0.25</w:t>
       </w:r>
     </w:p>
     <w:p>
-      <w:pPr>
-        <w:spacing w:after="0" w:before="40"/>
-      </w:pPr>
       <w:r>
-        <w:rPr>
-          <w:b/>
-          <w:sz w:val="22"/>
-        </w:rPr>
-        <w:t>Answer: a</w:t>
+        <w:t xml:space="preserve"/>
       </w:r>
     </w:p>
     <w:p>
-      <w:pPr>
-        <w:spacing w:after="0" w:before="0"/>
-      </w:pPr>
       <w:r>
-        <w:rPr>
-          <w:b w:val="0"/>
-          <w:sz w:val="21"/>
-        </w:rPr>
-        <w:t>Solution: Potato is a vegetable (underground tuber); apple, mango and orange are fruits.</w:t>
+        <w:t xml:space="preserve">Question: The value of 9² − 5² is:</w:t>
       </w:r>
     </w:p>
     <w:p>
-      <w:pPr>
-        <w:spacing w:after="0" w:before="0"/>
-      </w:pPr>
       <w:r>
-        <w:rPr>
-          <w:b w:val="0"/>
-          <w:sz w:val="20"/>
-        </w:rPr>
-        <w:t>Positive Marks: 1</w:t>
+        <w:t xml:space="preserve">(a) 40</w:t>
       </w:r>
     </w:p>
     <w:p>
-      <w:pPr>
-        <w:spacing w:after="160" w:before="0"/>
-      </w:pPr>
       <w:r>
-        <w:rPr>
-          <w:b w:val="0"/>
-          <w:sz w:val="20"/>
-        </w:rPr>
-        <w:t>Negative Marks: 0.25</w:t>
+        <w:t xml:space="preserve">(b) 56</w:t>
       </w:r>
     </w:p>
     <w:p>
-      <w:pPr>
-        <w:spacing w:after="20" w:before="120"/>
-      </w:pPr>
       <w:r>
-        <w:rPr>
-          <w:b/>
-          <w:sz w:val="22"/>
-        </w:rPr>
-        <w:t>Question: Rashtriya Poshan 2.0 scheme started in India?</w:t>
+        <w:t xml:space="preserve">(c) 64</w:t>
       </w:r>
     </w:p>
     <w:p>
-      <w:pPr>
-        <w:spacing w:after="0" w:before="0"/>
-      </w:pPr>
       <w:r>
-        <w:rPr>
-          <w:b w:val="0"/>
-          <w:sz w:val="22"/>
-        </w:rPr>
-        <w:t>(a) 2022</w:t>
+        <w:t xml:space="preserve">(d) 72</w:t>
       </w:r>
     </w:p>
     <w:p>
-      <w:pPr>
-        <w:spacing w:after="0" w:before="0"/>
-      </w:pPr>
       <w:r>
-        <w:rPr>
-          <w:b w:val="0"/>
-          <w:sz w:val="22"/>
-        </w:rPr>
-        <w:t>(b) 2021</w:t>
+        <w:t xml:space="preserve">Answer: b</w:t>
       </w:r>
     </w:p>
     <w:p>
-      <w:pPr>
-        <w:spacing w:after="0" w:before="0"/>
-      </w:pPr>
       <w:r>
-        <w:rPr>
-          <w:b w:val="0"/>
-          <w:sz w:val="22"/>
-        </w:rPr>
-        <w:t>(c) 2018</w:t>
+        <w:t xml:space="preserve">Solution: 9² = 81, 5² = 25. 81 − 25 = 56.</w:t>
       </w:r>
     </w:p>
     <w:p>
-      <w:pPr>
-        <w:spacing w:after="0" w:before="0"/>
-      </w:pPr>
       <w:r>
-        <w:rPr>
-          <w:b w:val="0"/>
-          <w:sz w:val="22"/>
-        </w:rPr>
-        <w:t>(d) 2017</w:t>
+        <w:t xml:space="preserve">Positive Marks: 1</w:t>
       </w:r>
     </w:p>
     <w:p>
-      <w:pPr>
-        <w:spacing w:after="0" w:before="40"/>
-      </w:pPr>
       <w:r>
-        <w:rPr>
-          <w:b/>
-          <w:sz w:val="22"/>
-        </w:rPr>
-        <w:t>Answer: b</w:t>
+        <w:t xml:space="preserve">Negative Marks: 0.25</w:t>
       </w:r>
     </w:p>
     <w:p>
-      <w:pPr>
-        <w:spacing w:after="0" w:before="0"/>
-      </w:pPr>
       <w:r>
-        <w:rPr>
-          <w:b w:val="0"/>
-          <w:sz w:val="21"/>
-        </w:rPr>
-        <w:t>Solution: The Rashtriya Poshan 2.0 scheme started in India in 2021 (option D). Rashtriya Poshan 2.0 is a government initiative aimed at addressing the issue of malnutrition and promoting nutrition among women and children. It is a multi-ministerial convergence mission that focuses on improving the nutritional status of pregnant women, lactating mothers, and children under the age of 6. The scheme includes various interventions such as the provision of nutritious meals, behavior change communication, strengthening of health systems, and capacity building of frontline workers. Rashtriya Poshan 2.0 plays a crucial role in combating malnutrition and improving the overall health and well-being of women and children in India.</w:t>
+        <w:t xml:space="preserve"/>
       </w:r>
     </w:p>
     <w:p>
-      <w:pPr>
-        <w:spacing w:after="0" w:before="0"/>
-      </w:pPr>
       <w:r>
-        <w:rPr>
-          <w:b w:val="0"/>
-          <w:sz w:val="20"/>
-        </w:rPr>
-        <w:t>Positive Marks: 1</w:t>
+        <w:t xml:space="preserve">Question: In MS Excel, which symbol starts a formula?</w:t>
       </w:r>
     </w:p>
     <w:p>
-      <w:pPr>
-        <w:spacing w:after="160" w:before="0"/>
-      </w:pPr>
       <w:r>
-        <w:rPr>
-          <w:b w:val="0"/>
-          <w:sz w:val="20"/>
-        </w:rPr>
-        <w:t>Negative Marks: 0.25</w:t>
+        <w:t xml:space="preserve">(a) =</w:t>
       </w:r>
     </w:p>
     <w:p>
-      <w:pPr>
-        <w:spacing w:after="20" w:before="120"/>
-      </w:pPr>
       <w:r>
-        <w:rPr>
-          <w:b/>
-          <w:sz w:val="22"/>
-        </w:rPr>
-        <w:t>Question: At 3:15, what is the angle between the hour hand and the minute hand of a clock?</w:t>
+        <w:t xml:space="preserve">(b) +</w:t>
       </w:r>
     </w:p>
     <w:p>
-      <w:pPr>
-        <w:spacing w:after="0" w:before="0"/>
-      </w:pPr>
       <w:r>
-        <w:rPr>
-          <w:b w:val="0"/>
-          <w:sz w:val="22"/>
-        </w:rPr>
-        <w:t>(a) 15 degrees</w:t>
+        <w:t xml:space="preserve">(c) #</w:t>
       </w:r>
     </w:p>
     <w:p>
-      <w:pPr>
-        <w:spacing w:after="0" w:before="0"/>
-      </w:pPr>
       <w:r>
-        <w:rPr>
-          <w:b w:val="0"/>
-          <w:sz w:val="22"/>
-        </w:rPr>
-        <w:t>(b) 0 degrees</w:t>
+        <w:t xml:space="preserve">(d) @</w:t>
       </w:r>
     </w:p>
     <w:p>
-      <w:pPr>
-        <w:spacing w:after="0" w:before="0"/>
-      </w:pPr>
       <w:r>
-        <w:rPr>
-          <w:b w:val="0"/>
-          <w:sz w:val="22"/>
-        </w:rPr>
-        <w:t>(c) 30 degrees</w:t>
+        <w:t xml:space="preserve">Answer: a</w:t>
       </w:r>
     </w:p>
     <w:p>
-      <w:pPr>
-        <w:spacing w:after="0" w:before="0"/>
-      </w:pPr>
       <w:r>
-        <w:rPr>
-          <w:b w:val="0"/>
-          <w:sz w:val="22"/>
-        </w:rPr>
-        <w:t>(d) 7.5 degrees</w:t>
+        <w:t xml:space="preserve">Solution: Excel formulas begin with = (e.g., =A1+B1). Other symbols have different purposes.</w:t>
       </w:r>
     </w:p>
     <w:p>
-      <w:pPr>
-        <w:spacing w:after="0" w:before="40"/>
-      </w:pPr>
       <w:r>
-        <w:rPr>
-          <w:b/>
-          <w:sz w:val="22"/>
-        </w:rPr>
-        <w:t>Answer: d</w:t>
+        <w:t xml:space="preserve">Positive Marks: 1</w:t>
       </w:r>
     </w:p>
     <w:p>
-      <w:pPr>
-        <w:spacing w:after="0" w:before="0"/>
-      </w:pPr>
       <w:r>
-        <w:rPr>
-          <w:b w:val="0"/>
-          <w:sz w:val="21"/>
-        </w:rPr>
-        <w:t>Solution: At 3:15 the minute hand is at 90°; the hour hand has moved ¼ of 30° = 7.5° past 90°, so the angle is 7.5°.</w:t>
+        <w:t xml:space="preserve">Negative Marks: 0.25</w:t>
       </w:r>
     </w:p>
     <w:p>
-      <w:pPr>
-        <w:spacing w:after="0" w:before="0"/>
-      </w:pPr>
       <w:r>
-        <w:rPr>
-          <w:b w:val="0"/>
-          <w:sz w:val="20"/>
-        </w:rPr>
-        <w:t>Positive Marks: 1</w:t>
+        <w:t xml:space="preserve"/>
       </w:r>
     </w:p>
     <w:p>
-      <w:pPr>
-        <w:spacing w:after="160" w:before="0"/>
-      </w:pPr>
       <w:r>
-        <w:rPr>
-          <w:b w:val="0"/>
-          <w:sz w:val="20"/>
-        </w:rPr>
-        <w:t>Negative Marks: 0.25</w:t>
+        <w:t xml:space="preserve">Question: The "Red Fort" in Agra — more commonly known as the "Agra Fort" — was built by:</w:t>
       </w:r>
     </w:p>
     <w:p>
-      <w:pPr>
-        <w:spacing w:after="20" w:before="120"/>
-      </w:pPr>
       <w:r>
-        <w:rPr>
-          <w:b/>
-          <w:sz w:val="22"/>
-        </w:rPr>
-        <w:t>Question: If 'PENCIL' is coded as 'QFO DJM', how is 'PAPER' coded?</w:t>
+        <w:t xml:space="preserve">(a) Akbar</w:t>
       </w:r>
     </w:p>
     <w:p>
-      <w:pPr>
-        <w:spacing w:after="0" w:before="0"/>
-      </w:pPr>
       <w:r>
-        <w:rPr>
-          <w:b w:val="0"/>
-          <w:sz w:val="22"/>
-        </w:rPr>
-        <w:t>(a) QBQFT</w:t>
+        <w:t xml:space="preserve">(b) Shah Jahan</w:t>
       </w:r>
     </w:p>
     <w:p>
-      <w:pPr>
-        <w:spacing w:after="0" w:before="0"/>
-      </w:pPr>
       <w:r>
-        <w:rPr>
-          <w:b w:val="0"/>
-          <w:sz w:val="22"/>
-        </w:rPr>
-        <w:t>(b) QBRFS</w:t>
+        <w:t xml:space="preserve">(c) Aurangzeb</w:t>
       </w:r>
     </w:p>
     <w:p>
-      <w:pPr>
-        <w:spacing w:after="0" w:before="0"/>
-      </w:pPr>
       <w:r>
-        <w:rPr>
-          <w:b w:val="0"/>
-          <w:sz w:val="22"/>
-        </w:rPr>
-        <w:t>(c) PBQFS</w:t>
+        <w:t xml:space="preserve">(d) Humayun</w:t>
       </w:r>
     </w:p>
     <w:p>
-      <w:pPr>
-        <w:spacing w:after="0" w:before="0"/>
-      </w:pPr>
       <w:r>
-        <w:rPr>
-          <w:b w:val="0"/>
-          <w:sz w:val="22"/>
-        </w:rPr>
-        <w:t>(d) QBQFS</w:t>
+        <w:t xml:space="preserve">Answer: a</w:t>
       </w:r>
     </w:p>
     <w:p>
-      <w:pPr>
-        <w:spacing w:after="0" w:before="40"/>
-      </w:pPr>
       <w:r>
-        <w:rPr>
-          <w:b/>
-          <w:sz w:val="22"/>
-        </w:rPr>
-        <w:t>Answer: d</w:t>
+        <w:t xml:space="preserve">Solution: The Agra Fort was built primarily by Emperor Akbar (1565–1573) — a UNESCO World Heritage Site. (The Red Fort of Delhi was built by Shah Jahan.)</w:t>
       </w:r>
     </w:p>
     <w:p>
-      <w:pPr>
-        <w:spacing w:after="0" w:before="0"/>
-      </w:pPr>
       <w:r>
-        <w:rPr>
-          <w:b w:val="0"/>
-          <w:sz w:val="21"/>
-        </w:rPr>
-        <w:t>Solution: Each letter moves one step forward: PAPER → QBQFS.</w:t>
+        <w:t xml:space="preserve">Positive Marks: 1</w:t>
       </w:r>
     </w:p>
     <w:p>
-      <w:pPr>
-        <w:spacing w:after="0" w:before="0"/>
-      </w:pPr>
       <w:r>
-        <w:rPr>
-          <w:b w:val="0"/>
-          <w:sz w:val="20"/>
-        </w:rPr>
-        <w:t>Positive Marks: 1</w:t>
+        <w:t xml:space="preserve">Negative Marks: 0.25</w:t>
       </w:r>
     </w:p>
     <w:p>
-      <w:pPr>
-        <w:spacing w:after="160" w:before="0"/>
-      </w:pPr>
       <w:r>
-        <w:rPr>
-          <w:b w:val="0"/>
-          <w:sz w:val="20"/>
-        </w:rPr>
-        <w:t>Negative Marks: 0.25</w:t>
+        <w:t xml:space="preserve"/>
       </w:r>
     </w:p>
     <w:p>
-      <w:pPr>
-        <w:spacing w:after="20" w:before="120"/>
-      </w:pPr>
       <w:r>
-        <w:rPr>
-          <w:b/>
-          <w:sz w:val="22"/>
-        </w:rPr>
-        <w:t>Question: If 'TABLE' is written as 'ELBAT', how is 'CHAIR' written?</w:t>
+        <w:t xml:space="preserve">Question: Find the next number: 3, 6, 11, 18, 27, ?</w:t>
       </w:r>
     </w:p>
     <w:p>
-      <w:pPr>
-        <w:spacing w:after="0" w:before="0"/>
-      </w:pPr>
       <w:r>
-        <w:rPr>
-          <w:b w:val="0"/>
-          <w:sz w:val="22"/>
-        </w:rPr>
-        <w:t>(a) RCAIH</w:t>
+        <w:t xml:space="preserve">(a) 36</w:t>
       </w:r>
     </w:p>
     <w:p>
-      <w:pPr>
-        <w:spacing w:after="0" w:before="0"/>
-      </w:pPr>
       <w:r>
-        <w:rPr>
-          <w:b w:val="0"/>
-          <w:sz w:val="22"/>
-        </w:rPr>
-        <w:t>(b) RAIHC</w:t>
+        <w:t xml:space="preserve">(b) 38</w:t>
       </w:r>
     </w:p>
     <w:p>
-      <w:pPr>
-        <w:spacing w:after="0" w:before="0"/>
-      </w:pPr>
       <w:r>
-        <w:rPr>
-          <w:b w:val="0"/>
-          <w:sz w:val="22"/>
-        </w:rPr>
-        <w:t>(c) RIAHC</w:t>
+        <w:t xml:space="preserve">(c) 40</w:t>
       </w:r>
     </w:p>
     <w:p>
-      <w:pPr>
-        <w:spacing w:after="0" w:before="0"/>
-      </w:pPr>
       <w:r>
-        <w:rPr>
-          <w:b w:val="0"/>
-          <w:sz w:val="22"/>
-        </w:rPr>
-        <w:t>(d) RIACH</w:t>
+        <w:t xml:space="preserve">(d) 42</w:t>
       </w:r>
     </w:p>
     <w:p>
-      <w:pPr>
-        <w:spacing w:after="0" w:before="40"/>
-      </w:pPr>
       <w:r>
-        <w:rPr>
-          <w:b/>
-          <w:sz w:val="22"/>
-        </w:rPr>
-        <w:t>Answer: c</w:t>
+        <w:t xml:space="preserve">Answer: b</w:t>
       </w:r>
     </w:p>
     <w:p>
-      <w:pPr>
-        <w:spacing w:after="0" w:before="0"/>
-      </w:pPr>
       <w:r>
-        <w:rPr>
-          <w:b w:val="0"/>
-          <w:sz w:val="21"/>
-        </w:rPr>
-        <w:t>Solution: The word is simply reversed: CHAIR → RIAHC.</w:t>
+        <w:t xml:space="preserve">Solution: Differences are 3, 5, 7, 9 — next is 11: 27 + 11 = 38. (Sequence: n² + 2.)</w:t>
       </w:r>
     </w:p>
     <w:p>
-      <w:pPr>
-        <w:spacing w:after="0" w:before="0"/>
-      </w:pPr>
       <w:r>
-        <w:rPr>
-          <w:b w:val="0"/>
-          <w:sz w:val="20"/>
-        </w:rPr>
-        <w:t>Positive Marks: 1</w:t>
+        <w:t xml:space="preserve">Positive Marks: 1</w:t>
       </w:r>
     </w:p>
     <w:p>
-      <w:pPr>
-        <w:spacing w:after="160" w:before="0"/>
-      </w:pPr>
       <w:r>
-        <w:rPr>
-          <w:b w:val="0"/>
-          <w:sz w:val="20"/>
-        </w:rPr>
-        <w:t>Negative Marks: 0.25</w:t>
+        <w:t xml:space="preserve">Negative Marks: 0.25</w:t>
       </w:r>
     </w:p>
     <w:p>
-      <w:pPr>
-        <w:spacing w:after="20" w:before="120"/>
-      </w:pPr>
       <w:r>
-        <w:rPr>
-          <w:b/>
-          <w:sz w:val="22"/>
-        </w:rPr>
-        <w:t>Question: GST (Goods and Services Tax) was introduced in India on:</w:t>
+        <w:t xml:space="preserve">Question: The volume of a cylinder with radius 7 cm and height 10 cm is (π = 22/7):</w:t>
       </w:r>
     </w:p>
     <w:p>
-      <w:pPr>
-        <w:spacing w:after="0" w:before="0"/>
-      </w:pPr>
       <w:r>
-        <w:rPr>
-          <w:b w:val="0"/>
-          <w:sz w:val="22"/>
-        </w:rPr>
-        <w:t>(a) 15 August 2016</w:t>
+        <w:t xml:space="preserve">(a) 1,540 cu cm</w:t>
       </w:r>
     </w:p>
     <w:p>
-      <w:pPr>
-        <w:spacing w:after="0" w:before="0"/>
-      </w:pPr>
       <w:r>
-        <w:rPr>
-          <w:b w:val="0"/>
-          <w:sz w:val="22"/>
-        </w:rPr>
-        <w:t>(b) 1 January 2018</w:t>
+        <w:t xml:space="preserve">(b) 2,200 cu cm</w:t>
       </w:r>
     </w:p>
     <w:p>
-      <w:pPr>
-        <w:spacing w:after="0" w:before="0"/>
-      </w:pPr>
       <w:r>
-        <w:rPr>
-          <w:b w:val="0"/>
-          <w:sz w:val="22"/>
-        </w:rPr>
-        <w:t>(c) 1 July 2017</w:t>
+        <w:t xml:space="preserve">(c) 770 cu cm</w:t>
       </w:r>
     </w:p>
     <w:p>
-      <w:pPr>
-        <w:spacing w:after="0" w:before="0"/>
-      </w:pPr>
       <w:r>
-        <w:rPr>
-          <w:b w:val="0"/>
-          <w:sz w:val="22"/>
-        </w:rPr>
-        <w:t>(d) 1 April 2016</w:t>
+        <w:t xml:space="preserve">(d) 3,080 cu cm</w:t>
       </w:r>
     </w:p>
     <w:p>
-      <w:pPr>
-        <w:spacing w:after="0" w:before="40"/>
-      </w:pPr>
       <w:r>
-        <w:rPr>
-          <w:b/>
-          <w:sz w:val="22"/>
-        </w:rPr>
-        <w:t>Answer: c</w:t>
+        <w:t xml:space="preserve">Answer: a</w:t>
       </w:r>
     </w:p>
     <w:p>
-      <w:pPr>
-        <w:spacing w:after="0" w:before="0"/>
-      </w:pPr>
       <w:r>
-        <w:rPr>
-          <w:b w:val="0"/>
-          <w:sz w:val="21"/>
-        </w:rPr>
-        <w:t>Solution: GST, a single indirect tax, came into effect on 1 July 2017.</w:t>
+        <w:t xml:space="preserve">Solution: Volume = πr²h = (22/7) × 7 × 7 × 10 = 1,540 cu cm.</w:t>
       </w:r>
     </w:p>
     <w:p>
-      <w:pPr>
-        <w:spacing w:after="0" w:before="0"/>
-      </w:pPr>
       <w:r>
-        <w:rPr>
-          <w:b w:val="0"/>
-          <w:sz w:val="20"/>
-        </w:rPr>
-        <w:t>Positive Marks: 1</w:t>
+        <w:t xml:space="preserve">Positive Marks: 1</w:t>
       </w:r>
     </w:p>
     <w:p>
-      <w:pPr>
-        <w:spacing w:after="160" w:before="0"/>
-      </w:pPr>
       <w:r>
-        <w:rPr>
-          <w:b w:val="0"/>
-          <w:sz w:val="20"/>
-        </w:rPr>
-        <w:t>Negative Marks: 0.25</w:t>
+        <w:t xml:space="preserve">Negative Marks: 0.25</w:t>
       </w:r>
     </w:p>
     <w:p>
-      <w:pPr>
-        <w:spacing w:after="20" w:before="120"/>
-      </w:pPr>
       <w:r>
-        <w:rPr>
-          <w:b/>
-          <w:sz w:val="22"/>
-        </w:rPr>
-        <w:t>Question: If A is the brother of B, B is the sister of C, and C is the mother of D, how is A related to D?</w:t>
+        <w:t xml:space="preserve"/>
       </w:r>
     </w:p>
     <w:p>
-      <w:pPr>
-        <w:spacing w:after="0" w:before="0"/>
-      </w:pPr>
       <w:r>
-        <w:rPr>
-          <w:b w:val="0"/>
-          <w:sz w:val="22"/>
-        </w:rPr>
-        <w:t>(a) Uncle</w:t>
+        <w:t xml:space="preserve">Question: The full form of "GPS" is:</w:t>
       </w:r>
     </w:p>
     <w:p>
-      <w:pPr>
-        <w:spacing w:after="0" w:before="0"/>
-      </w:pPr>
       <w:r>
-        <w:rPr>
-          <w:b w:val="0"/>
-          <w:sz w:val="22"/>
-        </w:rPr>
-        <w:t>(b) Father</w:t>
+        <w:t xml:space="preserve">(a) Global Positioning System</w:t>
       </w:r>
     </w:p>
     <w:p>
-      <w:pPr>
-        <w:spacing w:after="0" w:before="0"/>
-      </w:pPr>
       <w:r>
-        <w:rPr>
-          <w:b w:val="0"/>
-          <w:sz w:val="22"/>
-        </w:rPr>
-        <w:t>(c) Brother</w:t>
+        <w:t xml:space="preserve">(b) Global Process System</w:t>
       </w:r>
     </w:p>
     <w:p>
-      <w:pPr>
-        <w:spacing w:after="0" w:before="0"/>
-      </w:pPr>
       <w:r>
-        <w:rPr>
-          <w:b w:val="0"/>
-          <w:sz w:val="22"/>
-        </w:rPr>
-        <w:t>(d) Grandfather</w:t>
+        <w:t xml:space="preserve">(c) General Positioning System</w:t>
       </w:r>
     </w:p>
     <w:p>
-      <w:pPr>
-        <w:spacing w:after="0" w:before="40"/>
-      </w:pPr>
       <w:r>
-        <w:rPr>
-          <w:b/>
-          <w:sz w:val="22"/>
-        </w:rPr>
-        <w:t>Answer: a</w:t>
+        <w:t xml:space="preserve">(d) Geographic Positioning Service</w:t>
       </w:r>
     </w:p>
     <w:p>
-      <w:pPr>
-        <w:spacing w:after="0" w:before="0"/>
-      </w:pPr>
       <w:r>
-        <w:rPr>
-          <w:b w:val="0"/>
-          <w:sz w:val="21"/>
-        </w:rPr>
-        <w:t>Solution: A is the sibling of C (D's mother), so A is D's uncle.</w:t>
+        <w:t xml:space="preserve">Answer: a</w:t>
       </w:r>
     </w:p>
     <w:p>
-      <w:pPr>
-        <w:spacing w:after="0" w:before="0"/>
-      </w:pPr>
       <w:r>
-        <w:rPr>
-          <w:b w:val="0"/>
-          <w:sz w:val="20"/>
-        </w:rPr>
-        <w:t>Positive Marks: 1</w:t>
+        <w:t xml:space="preserve">Solution: GPS stands for Global Positioning System — a satellite-based navigation system that provides location and time information.</w:t>
       </w:r>
     </w:p>
     <w:p>
-      <w:pPr>
-        <w:spacing w:after="160" w:before="0"/>
-      </w:pPr>
       <w:r>
-        <w:rPr>
-          <w:b w:val="0"/>
-          <w:sz w:val="20"/>
-        </w:rPr>
-        <w:t>Negative Marks: 0.25</w:t>
+        <w:t xml:space="preserve">Positive Marks: 1</w:t>
       </w:r>
     </w:p>
     <w:p>
-      <w:pPr>
-        <w:spacing w:after="20" w:before="120"/>
-      </w:pPr>
       <w:r>
-        <w:rPr>
-          <w:b/>
-          <w:sz w:val="22"/>
-        </w:rPr>
-        <w:t>Question: If CAT is coded as DBU, how is DOG coded?</w:t>
+        <w:t xml:space="preserve">Negative Marks: 0.25</w:t>
       </w:r>
     </w:p>
     <w:p>
-      <w:pPr>
-        <w:spacing w:after="0" w:before="0"/>
-      </w:pPr>
       <w:r>
-        <w:rPr>
-          <w:b w:val="0"/>
-          <w:sz w:val="22"/>
-        </w:rPr>
-        <w:t>(a) FPI</w:t>
+        <w:t xml:space="preserve"/>
       </w:r>
     </w:p>
     <w:p>
-      <w:pPr>
-        <w:spacing w:after="0" w:before="0"/>
-      </w:pPr>
       <w:r>
-        <w:rPr>
-          <w:b w:val="0"/>
-          <w:sz w:val="22"/>
-        </w:rPr>
-        <w:t>(b) EQI</w:t>
+        <w:t xml:space="preserve">Question: The "Kala Ghoda" is a famous arts festival held in:</w:t>
       </w:r>
     </w:p>
     <w:p>
-      <w:pPr>
-        <w:spacing w:after="0" w:before="0"/>
-      </w:pPr>
       <w:r>
-        <w:rPr>
-          <w:b w:val="0"/>
-          <w:sz w:val="22"/>
-        </w:rPr>
-        <w:t>(c) EPH</w:t>
+        <w:t xml:space="preserve">(a) Mumbai</w:t>
       </w:r>
     </w:p>
     <w:p>
-      <w:pPr>
-        <w:spacing w:after="0" w:before="0"/>
-      </w:pPr>
       <w:r>
-        <w:rPr>
-          <w:b w:val="0"/>
-          <w:sz w:val="22"/>
-        </w:rPr>
-        <w:t>(d) FQI</w:t>
+        <w:t xml:space="preserve">(b) Delhi</w:t>
       </w:r>
     </w:p>
     <w:p>
-      <w:pPr>
-        <w:spacing w:after="0" w:before="40"/>
-      </w:pPr>
       <w:r>
-        <w:rPr>
-          <w:b/>
-          <w:sz w:val="22"/>
-        </w:rPr>
-        <w:t>Answer: c</w:t>
+        <w:t xml:space="preserve">(c) Kolkata</w:t>
       </w:r>
     </w:p>
     <w:p>
-      <w:pPr>
-        <w:spacing w:after="0" w:before="0"/>
-      </w:pPr>
       <w:r>
-        <w:rPr>
-          <w:b w:val="0"/>
-          <w:sz w:val="21"/>
-        </w:rPr>
-        <w:t>Solution: Each letter is shifted by +1: D→E, O→P, G→H, so DOG → EPH.</w:t>
+        <w:t xml:space="preserve">(d) Bengaluru</w:t>
       </w:r>
     </w:p>
     <w:p>
-      <w:pPr>
-        <w:spacing w:after="0" w:before="0"/>
-      </w:pPr>
       <w:r>
-        <w:rPr>
-          <w:b w:val="0"/>
-          <w:sz w:val="20"/>
-        </w:rPr>
-        <w:t>Positive Marks: 1</w:t>
+        <w:t xml:space="preserve">Answer: a</w:t>
       </w:r>
     </w:p>
     <w:p>
-      <w:pPr>
-        <w:spacing w:after="160" w:before="0"/>
-      </w:pPr>
       <w:r>
-        <w:rPr>
-          <w:b w:val="0"/>
-          <w:sz w:val="20"/>
-        </w:rPr>
-        <w:t>Negative Marks: 0.25</w:t>
+        <w:t xml:space="preserve">Solution: The Kala Ghoda Arts Festival is an annual multicultural arts festival held in the Kala Ghoda area of Mumbai — featuring art, music, dance, and theater.</w:t>
       </w:r>
     </w:p>
     <w:p>
-      <w:pPr>
-        <w:spacing w:after="20" w:before="120"/>
-      </w:pPr>
       <w:r>
-        <w:rPr>
-          <w:b/>
-          <w:sz w:val="22"/>
-        </w:rPr>
-        <w:t>Question: ISRO's Chandrayaan-3 successfully landed near the lunar south pole in which year?</w:t>
+        <w:t xml:space="preserve">Positive Marks: 1</w:t>
       </w:r>
     </w:p>
     <w:p>
-      <w:pPr>
-        <w:spacing w:after="0" w:before="0"/>
-      </w:pPr>
       <w:r>
-        <w:rPr>
-          <w:b w:val="0"/>
-          <w:sz w:val="22"/>
-        </w:rPr>
-        <w:t>(a) 2019</w:t>
+        <w:t xml:space="preserve">Negative Marks: 0.25</w:t>
       </w:r>
     </w:p>
     <w:p>
-      <w:pPr>
-        <w:spacing w:after="0" w:before="0"/>
-      </w:pPr>
       <w:r>
-        <w:rPr>
-          <w:b w:val="0"/>
-          <w:sz w:val="22"/>
-        </w:rPr>
-        <w:t>(b) 2023</w:t>
+        <w:t xml:space="preserve"/>
       </w:r>
     </w:p>
     <w:p>
-      <w:pPr>
-        <w:spacing w:after="0" w:before="0"/>
-      </w:pPr>
       <w:r>
-        <w:rPr>
-          <w:b w:val="0"/>
-          <w:sz w:val="22"/>
-        </w:rPr>
-        <w:t>(c) 2024</w:t>
+        <w:t xml:space="preserve">Question: If the cost of 8 pens is ₹120, the cost of 15 pens is:</w:t>
       </w:r>
     </w:p>
     <w:p>
-      <w:pPr>
-        <w:spacing w:after="0" w:before="0"/>
-      </w:pPr>
       <w:r>
-        <w:rPr>
-          <w:b w:val="0"/>
-          <w:sz w:val="22"/>
-        </w:rPr>
-        <w:t>(d) 2022</w:t>
+        <w:t xml:space="preserve">(a) ₹180</w:t>
       </w:r>
     </w:p>
     <w:p>
-      <w:pPr>
-        <w:spacing w:after="0" w:before="40"/>
-      </w:pPr>
       <w:r>
-        <w:rPr>
-          <w:b/>
-          <w:sz w:val="22"/>
-        </w:rPr>
-        <w:t>Answer: b</w:t>
+        <w:t xml:space="preserve">(b) ₹200</w:t>
       </w:r>
     </w:p>
     <w:p>
-      <w:pPr>
-        <w:spacing w:after="0" w:before="0"/>
-      </w:pPr>
       <w:r>
-        <w:rPr>
-          <w:b w:val="0"/>
-          <w:sz w:val="21"/>
-        </w:rPr>
-        <w:t>Solution: Chandrayaan-3's Vikram lander soft-landed near the lunar south pole on 23 August 2023.</w:t>
+        <w:t xml:space="preserve">(c) ₹225</w:t>
       </w:r>
     </w:p>
     <w:p>
-      <w:pPr>
-        <w:spacing w:after="0" w:before="0"/>
-      </w:pPr>
       <w:r>
-        <w:rPr>
-          <w:b w:val="0"/>
-          <w:sz w:val="20"/>
-        </w:rPr>
-        <w:t>Positive Marks: 1</w:t>
+        <w:t xml:space="preserve">(d) ₹240</w:t>
       </w:r>
     </w:p>
     <w:p>
-      <w:pPr>
-        <w:spacing w:after="160" w:before="0"/>
-      </w:pPr>
       <w:r>
-        <w:rPr>
-          <w:b w:val="0"/>
-          <w:sz w:val="20"/>
-        </w:rPr>
-        <w:t>Negative Marks: 0.25</w:t>
+        <w:t xml:space="preserve">Answer: c</w:t>
       </w:r>
     </w:p>
     <w:p>
-      <w:pPr>
-        <w:spacing w:after="20" w:before="120"/>
-      </w:pPr>
       <w:r>
-        <w:rPr>
-          <w:b/>
-          <w:sz w:val="22"/>
-        </w:rPr>
-        <w:t>Question: Find the next number in the series: 1, 4, 9, 16, 25, ?</w:t>
+        <w:t xml:space="preserve">Solution: Cost of 1 pen = 120 ÷ 8 = ₹15. Cost of 15 = 15 × 15 = ₹225.</w:t>
       </w:r>
     </w:p>
     <w:p>
-      <w:pPr>
-        <w:spacing w:after="0" w:before="0"/>
-      </w:pPr>
       <w:r>
-        <w:rPr>
-          <w:b w:val="0"/>
-          <w:sz w:val="22"/>
-        </w:rPr>
-        <w:t>(a) 36</w:t>
+        <w:t xml:space="preserve">Positive Marks: 1</w:t>
       </w:r>
     </w:p>
     <w:p>
-      <w:pPr>
-        <w:spacing w:after="0" w:before="0"/>
-      </w:pPr>
       <w:r>
-        <w:rPr>
-          <w:b w:val="0"/>
-          <w:sz w:val="22"/>
-        </w:rPr>
-        <w:t>(b) 30</w:t>
+        <w:t xml:space="preserve">Negative Marks: 0.25</w:t>
       </w:r>
     </w:p>
     <w:p>
-      <w:pPr>
-        <w:spacing w:after="0" w:before="0"/>
-      </w:pPr>
       <w:r>
-        <w:rPr>
-          <w:b w:val="0"/>
-          <w:sz w:val="22"/>
-        </w:rPr>
-        <w:t>(c) 49</w:t>
+        <w:t xml:space="preserve"/>
       </w:r>
     </w:p>
     <w:p>
-      <w:pPr>
-        <w:spacing w:after="0" w:before="0"/>
-      </w:pPr>
       <w:r>
-        <w:rPr>
-          <w:b w:val="0"/>
-          <w:sz w:val="22"/>
-        </w:rPr>
-        <w:t>(d) 35</w:t>
+        <w:t xml:space="preserve">Question: Which of the following is used to protect a computer from viruses?</w:t>
       </w:r>
     </w:p>
     <w:p>
-      <w:pPr>
-        <w:spacing w:after="0" w:before="40"/>
-      </w:pPr>
       <w:r>
-        <w:rPr>
-          <w:b/>
-          <w:sz w:val="22"/>
-        </w:rPr>
-        <w:t>Answer: a</w:t>
+        <w:t xml:space="preserve">(a) Antivirus software</w:t>
       </w:r>
     </w:p>
     <w:p>
-      <w:pPr>
-        <w:spacing w:after="0" w:before="0"/>
-      </w:pPr>
       <w:r>
-        <w:rPr>
-          <w:b w:val="0"/>
-          <w:sz w:val="21"/>
-        </w:rPr>
-        <w:t>Solution: These are squares: 1², 2², 3², 4², 5², so the next is 6² = 36.</w:t>
+        <w:t xml:space="preserve">(b) Monitor</w:t>
       </w:r>
     </w:p>
     <w:p>
-      <w:pPr>
-        <w:spacing w:after="0" w:before="0"/>
-      </w:pPr>
       <w:r>
-        <w:rPr>
-          <w:b w:val="0"/>
-          <w:sz w:val="20"/>
-        </w:rPr>
-        <w:t>Positive Marks: 1</w:t>
+        <w:t xml:space="preserve">(c) Printer</w:t>
       </w:r>
     </w:p>
     <w:p>
-      <w:pPr>
-        <w:spacing w:after="160" w:before="0"/>
-      </w:pPr>
       <w:r>
-        <w:rPr>
-          <w:b w:val="0"/>
-          <w:sz w:val="20"/>
-        </w:rPr>
-        <w:t>Negative Marks: 0.25</w:t>
+        <w:t xml:space="preserve">(d) Speaker</w:t>
       </w:r>
     </w:p>
     <w:p>
-      <w:pPr>
-        <w:spacing w:after="20" w:before="120"/>
-      </w:pPr>
       <w:r>
-        <w:rPr>
-          <w:b/>
-          <w:sz w:val="22"/>
-        </w:rPr>
-        <w:t>Question: 'Bharatnatyam', a classical dance form, originated in:</w:t>
+        <w:t xml:space="preserve">Answer: a</w:t>
       </w:r>
     </w:p>
     <w:p>
-      <w:pPr>
-        <w:spacing w:after="0" w:before="0"/>
-      </w:pPr>
       <w:r>
-        <w:rPr>
-          <w:b w:val="0"/>
-          <w:sz w:val="22"/>
-        </w:rPr>
-        <w:t>(a) Karnataka</w:t>
+        <w:t xml:space="preserve">Solution: Antivirus software detects and removes malware/viruses. Monitor, printer, and speaker are hardware.</w:t>
       </w:r>
     </w:p>
     <w:p>
-      <w:pPr>
-        <w:spacing w:after="0" w:before="0"/>
-      </w:pPr>
       <w:r>
-        <w:rPr>
-          <w:b w:val="0"/>
-          <w:sz w:val="22"/>
-        </w:rPr>
-        <w:t>(b) Kerala</w:t>
+        <w:t xml:space="preserve">Positive Marks: 1</w:t>
       </w:r>
     </w:p>
     <w:p>
-      <w:pPr>
-        <w:spacing w:after="0" w:before="0"/>
-      </w:pPr>
       <w:r>
-        <w:rPr>
-          <w:b w:val="0"/>
-          <w:sz w:val="22"/>
-        </w:rPr>
-        <w:t>(c) Andhra Pradesh</w:t>
+        <w:t xml:space="preserve">Negative Marks: 0.25</w:t>
       </w:r>
     </w:p>
     <w:p>
-      <w:pPr>
-        <w:spacing w:after="0" w:before="0"/>
-      </w:pPr>
       <w:r>
-        <w:rPr>
-          <w:b w:val="0"/>
-          <w:sz w:val="22"/>
-        </w:rPr>
-        <w:t>(d) Tamil Nadu</w:t>
+        <w:t xml:space="preserve"/>
       </w:r>
     </w:p>
     <w:p>
-      <w:pPr>
-        <w:spacing w:after="0" w:before="40"/>
-      </w:pPr>
       <w:r>
-        <w:rPr>
-          <w:b/>
-          <w:sz w:val="22"/>
-        </w:rPr>
-        <w:t>Answer: d</w:t>
+        <w:t xml:space="preserve">Question: The "Chatrapati Shivaji Maharaj Terminus" (CST) is located in:</w:t>
       </w:r>
     </w:p>
     <w:p>
-      <w:pPr>
-        <w:spacing w:after="0" w:before="0"/>
-      </w:pPr>
       <w:r>
-        <w:rPr>
-          <w:b w:val="0"/>
-          <w:sz w:val="21"/>
-        </w:rPr>
-        <w:t>Solution: Bharatanatyam originated in Tamil Nadu; Kathakali in Kerala and Kuchipudi in Andhra Pradesh.</w:t>
+        <w:t xml:space="preserve">(a) Mumbai</w:t>
       </w:r>
     </w:p>
     <w:p>
-      <w:pPr>
-        <w:spacing w:after="0" w:before="0"/>
-      </w:pPr>
       <w:r>
-        <w:rPr>
-          <w:b w:val="0"/>
-          <w:sz w:val="20"/>
-        </w:rPr>
-        <w:t>Positive Marks: 1</w:t>
+        <w:t xml:space="preserve">(b) Delhi</w:t>
       </w:r>
     </w:p>
     <w:p>
-      <w:pPr>
-        <w:spacing w:after="160" w:before="0"/>
-      </w:pPr>
       <w:r>
-        <w:rPr>
-          <w:b w:val="0"/>
-          <w:sz w:val="20"/>
-        </w:rPr>
-        <w:t>Negative Marks: 0.25</w:t>
+        <w:t xml:space="preserve">(c) Chennai</w:t>
       </w:r>
     </w:p>
     <w:p>
-      <w:pPr>
-        <w:spacing w:after="20" w:before="120"/>
-      </w:pPr>
       <w:r>
-        <w:rPr>
-          <w:b/>
-          <w:sz w:val="22"/>
-        </w:rPr>
-        <w:t>Question: Bullet train in india was run with the help of which country?</w:t>
+        <w:t xml:space="preserve">(d) Kolkata</w:t>
       </w:r>
     </w:p>
     <w:p>
-      <w:pPr>
-        <w:spacing w:after="0" w:before="0"/>
-      </w:pPr>
       <w:r>
-        <w:rPr>
-          <w:b w:val="0"/>
-          <w:sz w:val="22"/>
-        </w:rPr>
-        <w:t>(a) China</w:t>
+        <w:t xml:space="preserve">Answer: a</w:t>
       </w:r>
     </w:p>
     <w:p>
-      <w:pPr>
-        <w:spacing w:after="0" w:before="0"/>
-      </w:pPr>
       <w:r>
-        <w:rPr>
-          <w:b w:val="0"/>
-          <w:sz w:val="22"/>
-        </w:rPr>
-        <w:t>(b) Japan</w:t>
+        <w:t xml:space="preserve">Solution: CST (formerly Victoria Terminus) is a historic railway station in Mumbai — a UNESCO World Heritage Site and the headquarters of Central Railway.</w:t>
       </w:r>
     </w:p>
     <w:p>
-      <w:pPr>
-        <w:spacing w:after="0" w:before="0"/>
-      </w:pPr>
       <w:r>
-        <w:rPr>
-          <w:b w:val="0"/>
-          <w:sz w:val="22"/>
-        </w:rPr>
-        <w:t>(c) USA</w:t>
+        <w:t xml:space="preserve">Positive Marks: 1</w:t>
       </w:r>
     </w:p>
     <w:p>
-      <w:pPr>
-        <w:spacing w:after="0" w:before="0"/>
-      </w:pPr>
       <w:r>
-        <w:rPr>
-          <w:b w:val="0"/>
-          <w:sz w:val="22"/>
-        </w:rPr>
-        <w:t>(d) Russia</w:t>
+        <w:t xml:space="preserve">Negative Marks: 0.25</w:t>
       </w:r>
     </w:p>
     <w:p>
-      <w:pPr>
-        <w:spacing w:after="0" w:before="40"/>
-      </w:pPr>
       <w:r>
-        <w:rPr>
-          <w:b/>
-          <w:sz w:val="22"/>
-        </w:rPr>
-        <w:t>Answer: b</w:t>
+        <w:t xml:space="preserve"/>
       </w:r>
     </w:p>
     <w:p>
-      <w:pPr>
-        <w:spacing w:after="0" w:before="0"/>
-      </w:pPr>
       <w:r>
-        <w:rPr>
-          <w:b w:val="0"/>
-          <w:sz w:val="21"/>
-        </w:rPr>
-        <w:t>Solution: The Mumbai-Ahmedabad High-Speed Rail (Bullet Train) corridor is being developed with financial and technical assistance from Japan.</w:t>
+        <w:t xml:space="preserve">Question: If 25% of a number is 40, the number is:</w:t>
       </w:r>
     </w:p>
     <w:p>
-      <w:pPr>
-        <w:spacing w:after="0" w:before="0"/>
-      </w:pPr>
       <w:r>
-        <w:rPr>
-          <w:b w:val="0"/>
-          <w:sz w:val="20"/>
-        </w:rPr>
-        <w:t>Positive Marks: 1</w:t>
+        <w:t xml:space="preserve">(a) 100</w:t>
       </w:r>
     </w:p>
     <w:p>
-      <w:pPr>
-        <w:spacing w:after="160" w:before="0"/>
-      </w:pPr>
       <w:r>
-        <w:rPr>
-          <w:b w:val="0"/>
-          <w:sz w:val="20"/>
-        </w:rPr>
-        <w:t>Negative Marks: 0.25</w:t>
+        <w:t xml:space="preserve">(b) 120</w:t>
       </w:r>
     </w:p>
     <w:p>
-      <w:pPr>
-        <w:spacing w:after="20" w:before="120"/>
-      </w:pPr>
       <w:r>
-        <w:rPr>
-          <w:b/>
-          <w:sz w:val="22"/>
-        </w:rPr>
-        <w:t>Question: Dog : Puppy :: Cat : ?</w:t>
+        <w:t xml:space="preserve">(c) 140</w:t>
       </w:r>
     </w:p>
     <w:p>
-      <w:pPr>
-        <w:spacing w:after="0" w:before="0"/>
-      </w:pPr>
       <w:r>
-        <w:rPr>
-          <w:b w:val="0"/>
-          <w:sz w:val="22"/>
-        </w:rPr>
-        <w:t>(a) Cub</w:t>
+        <w:t xml:space="preserve">(d) 160</w:t>
       </w:r>
     </w:p>
     <w:p>
-      <w:pPr>
-        <w:spacing w:after="0" w:before="0"/>
-      </w:pPr>
       <w:r>
-        <w:rPr>
-          <w:b w:val="0"/>
-          <w:sz w:val="22"/>
-        </w:rPr>
-        <w:t>(b) Calf</w:t>
+        <w:t xml:space="preserve">Answer: d</w:t>
       </w:r>
     </w:p>
     <w:p>
-      <w:pPr>
-        <w:spacing w:after="0" w:before="0"/>
-      </w:pPr>
       <w:r>
-        <w:rPr>
-          <w:b w:val="0"/>
-          <w:sz w:val="22"/>
-        </w:rPr>
-        <w:t>(c) Kitten</w:t>
+        <w:t xml:space="preserve">Solution: 0.25x = 40 → x = 40 ÷ 0.25 = 160.</w:t>
       </w:r>
     </w:p>
     <w:p>
-      <w:pPr>
-        <w:spacing w:after="0" w:before="0"/>
-      </w:pPr>
       <w:r>
-        <w:rPr>
-          <w:b w:val="0"/>
-          <w:sz w:val="22"/>
-        </w:rPr>
-        <w:t>(d) Chick</w:t>
+        <w:t xml:space="preserve">Positive Marks: 1</w:t>
       </w:r>
     </w:p>
     <w:p>
-      <w:pPr>
-        <w:spacing w:after="0" w:before="40"/>
-      </w:pPr>
       <w:r>
-        <w:rPr>
-          <w:b/>
-          <w:sz w:val="22"/>
-        </w:rPr>
-        <w:t>Answer: c</w:t>
+        <w:t xml:space="preserve">Negative Marks: 0.25</w:t>
       </w:r>
     </w:p>
     <w:p>
-      <w:pPr>
-        <w:spacing w:after="0" w:before="0"/>
-      </w:pPr>
       <w:r>
-        <w:rPr>
-          <w:b w:val="0"/>
-          <w:sz w:val="21"/>
-        </w:rPr>
-        <w:t>Solution: A puppy is a baby dog; a kitten is a baby cat.</w:t>
+        <w:t xml:space="preserve"/>
       </w:r>
     </w:p>
     <w:p>
-      <w:pPr>
-        <w:spacing w:after="0" w:before="0"/>
-      </w:pPr>
       <w:r>
-        <w:rPr>
-          <w:b w:val="0"/>
-          <w:sz w:val="20"/>
-        </w:rPr>
-        <w:t>Positive Marks: 1</w:t>
+        <w:t xml:space="preserve">Question: The key used to delete the character to the right of the cursor is:</w:t>
       </w:r>
     </w:p>
     <w:p>
-      <w:pPr>
-        <w:spacing w:after="160" w:before="0"/>
-      </w:pPr>
       <w:r>
-        <w:rPr>
-          <w:b w:val="0"/>
-          <w:sz w:val="20"/>
-        </w:rPr>
-        <w:t>Negative Marks: 0.25</w:t>
+        <w:t xml:space="preserve">(a) Delete</w:t>
       </w:r>
     </w:p>
     <w:p>
-      <w:pPr>
-        <w:spacing w:after="20" w:before="120"/>
-      </w:pPr>
       <w:r>
-        <w:rPr>
-          <w:b/>
-          <w:sz w:val="22"/>
-        </w:rPr>
-        <w:t>Question: X is the father of Y, Y is the sister of Z, and W is the mother of Z. How is X related to W?</w:t>
+        <w:t xml:space="preserve">(b) Backspace</w:t>
       </w:r>
     </w:p>
     <w:p>
-      <w:pPr>
-        <w:spacing w:after="0" w:before="0"/>
-      </w:pPr>
       <w:r>
-        <w:rPr>
-          <w:b w:val="0"/>
-          <w:sz w:val="22"/>
-        </w:rPr>
-        <w:t>(a) Brother</w:t>
+        <w:t xml:space="preserve">(c) Enter</w:t>
       </w:r>
     </w:p>
     <w:p>
-      <w:pPr>
-        <w:spacing w:after="0" w:before="0"/>
-      </w:pPr>
       <w:r>
-        <w:rPr>
-          <w:b w:val="0"/>
-          <w:sz w:val="22"/>
-        </w:rPr>
-        <w:t>(b) Son</w:t>
+        <w:t xml:space="preserve">(d) Tab</w:t>
       </w:r>
     </w:p>
     <w:p>
-      <w:pPr>
-        <w:spacing w:after="0" w:before="0"/>
-      </w:pPr>
       <w:r>
-        <w:rPr>
-          <w:b w:val="0"/>
-          <w:sz w:val="22"/>
-        </w:rPr>
-        <w:t>(c) Father</w:t>
+        <w:t xml:space="preserve">Answer: a</w:t>
       </w:r>
     </w:p>
     <w:p>
-      <w:pPr>
-        <w:spacing w:after="0" w:before="0"/>
-      </w:pPr>
       <w:r>
-        <w:rPr>
-          <w:b w:val="0"/>
-          <w:sz w:val="22"/>
-        </w:rPr>
-        <w:t>(d) Husband</w:t>
+        <w:t xml:space="preserve">Solution: Delete removes the character to the right of the cursor; Backspace removes the character to the left.</w:t>
       </w:r>
     </w:p>
     <w:p>
-      <w:pPr>
-        <w:spacing w:after="0" w:before="40"/>
-      </w:pPr>
       <w:r>
-        <w:rPr>
-          <w:b/>
-          <w:sz w:val="22"/>
-        </w:rPr>
-        <w:t>Answer: d</w:t>
+        <w:t xml:space="preserve">Positive Marks: 1</w:t>
       </w:r>
     </w:p>
     <w:p>
-      <w:pPr>
-        <w:spacing w:after="0" w:before="0"/>
-      </w:pPr>
       <w:r>
-        <w:rPr>
-          <w:b w:val="0"/>
-          <w:sz w:val="21"/>
-        </w:rPr>
-        <w:t>Solution: Y and Z are siblings; W is their mother and X their father, so X is W's husband.</w:t>
+        <w:t xml:space="preserve">Negative Marks: 0.25</w:t>
       </w:r>
     </w:p>
     <w:p>
-      <w:pPr>
-        <w:spacing w:after="0" w:before="0"/>
-      </w:pPr>
       <w:r>
-        <w:rPr>
-          <w:b w:val="0"/>
-          <w:sz w:val="20"/>
-        </w:rPr>
-        <w:t>Positive Marks: 1</w:t>
+        <w:t xml:space="preserve"/>
       </w:r>
     </w:p>
     <w:p>
-      <w:pPr>
-        <w:spacing w:after="160" w:before="0"/>
-      </w:pPr>
       <w:r>
-        <w:rPr>
-          <w:b w:val="0"/>
-          <w:sz w:val="20"/>
-        </w:rPr>
-        <w:t>Negative Marks: 0.25</w:t>
+        <w:t xml:space="preserve">Question: The "Param Vir Chakra" is the highest military decoration for:</w:t>
+      </w:r>
+    </w:p>
+    <w:p>
+      <w:r>
+        <w:t xml:space="preserve">(a) Gallantry in the face of the enemy</w:t>
+      </w:r>
+    </w:p>
+    <w:p>
+      <w:r>
+        <w:t xml:space="preserve">(b) Peacetime service</w:t>
+      </w:r>
+    </w:p>
+    <w:p>
+      <w:r>
+        <w:t xml:space="preserve">(c) Long service</w:t>
+      </w:r>
+    </w:p>
+    <w:p>
+      <w:r>
+        <w:t xml:space="preserve">(d) Sports</w:t>
+      </w:r>
+    </w:p>
+    <w:p>
+      <w:r>
+        <w:t xml:space="preserve">Answer: a</w:t>
+      </w:r>
+    </w:p>
+    <w:p>
+      <w:r>
+        <w:t xml:space="preserve">Solution: The Param Vir Chakra honors supreme valor in the presence of the enemy — India's highest wartime gallantry award.</w:t>
+      </w:r>
+    </w:p>
+    <w:p>
+      <w:r>
+        <w:t xml:space="preserve">Positive Marks: 1</w:t>
+      </w:r>
+    </w:p>
+    <w:p>
+      <w:r>
+        <w:t xml:space="preserve">Negative Marks: 0.25</w:t>
+      </w:r>
+    </w:p>
+    <w:p>
+      <w:r>
+        <w:t xml:space="preserve"/>
+      </w:r>
+    </w:p>
+    <w:p>
+      <w:r>
+        <w:t xml:space="preserve">Question: If 2x/5 = 8, then x equals:</w:t>
+      </w:r>
+    </w:p>
+    <w:p>
+      <w:r>
+        <w:t xml:space="preserve">(a) 16</w:t>
+      </w:r>
+    </w:p>
+    <w:p>
+      <w:r>
+        <w:t xml:space="preserve">(b) 18</w:t>
+      </w:r>
+    </w:p>
+    <w:p>
+      <w:r>
+        <w:t xml:space="preserve">(c) 20</w:t>
+      </w:r>
+    </w:p>
+    <w:p>
+      <w:r>
+        <w:t xml:space="preserve">(d) 24</w:t>
+      </w:r>
+    </w:p>
+    <w:p>
+      <w:r>
+        <w:t xml:space="preserve">Answer: c</w:t>
+      </w:r>
+    </w:p>
+    <w:p>
+      <w:r>
+        <w:t xml:space="preserve">Solution: 2x/5 = 8 → 2x = 40 → x = 20.</w:t>
+      </w:r>
+    </w:p>
+    <w:p>
+      <w:r>
+        <w:t xml:space="preserve">Positive Marks: 1</w:t>
+      </w:r>
+    </w:p>
+    <w:p>
+      <w:r>
+        <w:t xml:space="preserve">Negative Marks: 0.25</w:t>
       </w:r>
     </w:p>
     <w:sectPr>
       <w:pgSz w:w="12240" w:h="15840"/>
-      <w:pgMar w:top="864" w:right="1008" w:bottom="864" w:left="1008" w:header="720" w:footer="720" w:gutter="0"/>
+      <w:pgMar w:top="1440" w:right="1800" w:bottom="1440" w:left="1800" w:header="720" w:footer="720" w:gutter="0"/>
       <w:cols w:space="720"/>
       <w:docGrid w:linePitch="360"/>
     </w:sectPr>
@@ -2535,10 +1365,6 @@
     <w:name w:val="Normal"/>
     <w:qFormat/>
     <w:rsid w:val="00FC693F"/>
-    <w:rPr>
-      <w:rFonts w:ascii="Calibri" w:hAnsi="Calibri"/>
-      <w:sz w:val="22"/>
-    </w:rPr>
   </w:style>
   <w:style w:type="paragraph" w:styleId="Header">
     <w:name w:val="header"/>
